--- a/Term-9/Software development technologies/Lab03/Review.docx
+++ b/Term-9/Software development technologies/Lab03/Review.docx
@@ -145,7 +145,25 @@
                 <w:bCs/>
                 <w:lang w:eastAsia="ru-RU"/>
               </w:rPr>
-              <w:t>Министерство науки и высшего образования Российской Федерации Федеральное государственное бюджетное образовательное учреждение высшего образования</w:t>
+              <w:t xml:space="preserve">Министерство науки и высшего образования Российской Федерации Федеральное государственное </w:t>
+            </w:r>
+            <w:r>
+              <w:rPr>
+                <w:rFonts w:ascii="Arial" w:eastAsia="Times New Roman" w:hAnsi="Arial" w:cs="Arial"/>
+                <w:b/>
+                <w:bCs/>
+                <w:lang w:eastAsia="ru-RU"/>
+              </w:rPr>
+              <w:t>автономное</w:t>
+            </w:r>
+            <w:r>
+              <w:rPr>
+                <w:rFonts w:ascii="Arial" w:eastAsia="Times New Roman" w:hAnsi="Arial" w:cs="Arial"/>
+                <w:b/>
+                <w:bCs/>
+                <w:lang w:eastAsia="ru-RU"/>
+              </w:rPr>
+              <w:t xml:space="preserve"> образовательное учреждение высшего образования</w:t>
             </w:r>
             <w:r>
               <w:rPr>
@@ -3173,7 +3191,91 @@
         <w:pStyle w:val="p3"/>
       </w:pPr>
     </w:p>
-    <w:p/>
+    <w:p>
+      <w:pPr>
+        <w:pStyle w:val="1"/>
+        <w:rPr>
+          <w:color w:val="auto"/>
+        </w:rPr>
+      </w:pPr>
+      <w:r>
+        <w:rPr>
+          <w:color w:val="auto"/>
+        </w:rPr>
+        <w:lastRenderedPageBreak/>
+        <w:t>Вывод</w:t>
+      </w:r>
+    </w:p>
+    <w:p>
+      <w:pPr>
+        <w:rPr>
+          <w:rFonts w:ascii="Times New Roman" w:hAnsi="Times New Roman" w:cs="Times New Roman"/>
+          <w:sz w:val="28"/>
+          <w:szCs w:val="28"/>
+        </w:rPr>
+      </w:pPr>
+      <w:r>
+        <w:rPr>
+          <w:szCs w:val="28"/>
+        </w:rPr>
+        <w:t xml:space="preserve">Изучил </w:t>
+      </w:r>
+      <w:r>
+        <w:rPr>
+          <w:rFonts w:ascii="Times New Roman" w:hAnsi="Times New Roman" w:cs="Times New Roman"/>
+          <w:sz w:val="28"/>
+          <w:szCs w:val="28"/>
+        </w:rPr>
+        <w:t xml:space="preserve">модель требований согласно </w:t>
+      </w:r>
+      <w:r>
+        <w:rPr>
+          <w:rFonts w:ascii="Times New Roman" w:hAnsi="Times New Roman" w:cs="Times New Roman"/>
+          <w:sz w:val="28"/>
+          <w:szCs w:val="28"/>
+          <w:lang w:val="en-US"/>
+        </w:rPr>
+        <w:t>RUP</w:t>
+      </w:r>
+    </w:p>
+    <w:p>
+      <w:pPr>
+        <w:pStyle w:val="1"/>
+        <w:rPr>
+          <w:color w:val="auto"/>
+        </w:rPr>
+      </w:pPr>
+      <w:r>
+        <w:rPr>
+          <w:color w:val="auto"/>
+        </w:rPr>
+        <w:t>Список литературы</w:t>
+      </w:r>
+    </w:p>
+    <w:p>
+      <w:pPr>
+        <w:pStyle w:val="a7"/>
+        <w:numPr>
+          <w:ilvl w:val="1"/>
+          <w:numId w:val="11"/>
+        </w:numPr>
+        <w:rPr>
+          <w:lang w:val="en-US"/>
+        </w:rPr>
+      </w:pPr>
+      <w:r>
+        <w:rPr>
+          <w:lang w:val="en-US"/>
+        </w:rPr>
+        <w:t xml:space="preserve">RUP. </w:t>
+      </w:r>
+      <w:r>
+        <w:rPr>
+          <w:lang w:val="en-US"/>
+        </w:rPr>
+        <w:t>https://e-learning.bmstu.ru/iu5/mod/folder/view.php?id=434</w:t>
+      </w:r>
+    </w:p>
     <w:sectPr>
       <w:pgSz w:w="11906" w:h="16838"/>
       <w:pgMar w:top="1134" w:right="850" w:bottom="1134" w:left="1701" w:header="708" w:footer="708" w:gutter="0"/>
@@ -3949,6 +4051,95 @@
     </w:lvl>
   </w:abstractNum>
   <w:abstractNum w:abstractNumId="6" w15:restartNumberingAfterBreak="0">
+    <w:nsid w:val="370C7F52"/>
+    <w:multiLevelType w:val="hybridMultilevel"/>
+    <w:tmpl w:val="C2F24CC4"/>
+    <w:lvl w:ilvl="0" w:tplc="0419000F">
+      <w:start w:val="1"/>
+      <w:numFmt w:val="decimal"/>
+      <w:lvlText w:val="%1."/>
+      <w:lvlJc w:val="left"/>
+      <w:pPr>
+        <w:ind w:left="720" w:hanging="360"/>
+      </w:pPr>
+      <w:rPr>
+        <w:rFonts w:hint="default"/>
+      </w:rPr>
+    </w:lvl>
+    <w:lvl w:ilvl="1" w:tplc="04190019" w:tentative="1">
+      <w:start w:val="1"/>
+      <w:numFmt w:val="lowerLetter"/>
+      <w:lvlText w:val="%2."/>
+      <w:lvlJc w:val="left"/>
+      <w:pPr>
+        <w:ind w:left="1440" w:hanging="360"/>
+      </w:pPr>
+    </w:lvl>
+    <w:lvl w:ilvl="2" w:tplc="0419001B" w:tentative="1">
+      <w:start w:val="1"/>
+      <w:numFmt w:val="lowerRoman"/>
+      <w:lvlText w:val="%3."/>
+      <w:lvlJc w:val="right"/>
+      <w:pPr>
+        <w:ind w:left="2160" w:hanging="180"/>
+      </w:pPr>
+    </w:lvl>
+    <w:lvl w:ilvl="3" w:tplc="0419000F" w:tentative="1">
+      <w:start w:val="1"/>
+      <w:numFmt w:val="decimal"/>
+      <w:lvlText w:val="%4."/>
+      <w:lvlJc w:val="left"/>
+      <w:pPr>
+        <w:ind w:left="2880" w:hanging="360"/>
+      </w:pPr>
+    </w:lvl>
+    <w:lvl w:ilvl="4" w:tplc="04190019" w:tentative="1">
+      <w:start w:val="1"/>
+      <w:numFmt w:val="lowerLetter"/>
+      <w:lvlText w:val="%5."/>
+      <w:lvlJc w:val="left"/>
+      <w:pPr>
+        <w:ind w:left="3600" w:hanging="360"/>
+      </w:pPr>
+    </w:lvl>
+    <w:lvl w:ilvl="5" w:tplc="0419001B" w:tentative="1">
+      <w:start w:val="1"/>
+      <w:numFmt w:val="lowerRoman"/>
+      <w:lvlText w:val="%6."/>
+      <w:lvlJc w:val="right"/>
+      <w:pPr>
+        <w:ind w:left="4320" w:hanging="180"/>
+      </w:pPr>
+    </w:lvl>
+    <w:lvl w:ilvl="6" w:tplc="0419000F" w:tentative="1">
+      <w:start w:val="1"/>
+      <w:numFmt w:val="decimal"/>
+      <w:lvlText w:val="%7."/>
+      <w:lvlJc w:val="left"/>
+      <w:pPr>
+        <w:ind w:left="5040" w:hanging="360"/>
+      </w:pPr>
+    </w:lvl>
+    <w:lvl w:ilvl="7" w:tplc="04190019" w:tentative="1">
+      <w:start w:val="1"/>
+      <w:numFmt w:val="lowerLetter"/>
+      <w:lvlText w:val="%8."/>
+      <w:lvlJc w:val="left"/>
+      <w:pPr>
+        <w:ind w:left="5760" w:hanging="360"/>
+      </w:pPr>
+    </w:lvl>
+    <w:lvl w:ilvl="8" w:tplc="0419001B" w:tentative="1">
+      <w:start w:val="1"/>
+      <w:numFmt w:val="lowerRoman"/>
+      <w:lvlText w:val="%9."/>
+      <w:lvlJc w:val="right"/>
+      <w:pPr>
+        <w:ind w:left="6480" w:hanging="180"/>
+      </w:pPr>
+    </w:lvl>
+  </w:abstractNum>
+  <w:abstractNum w:abstractNumId="7" w15:restartNumberingAfterBreak="0">
     <w:nsid w:val="4F2A3EB2"/>
     <w:multiLevelType w:val="multilevel"/>
     <w:tmpl w:val="F3A6B3DE"/>
@@ -4065,7 +4256,7 @@
       </w:pPr>
     </w:lvl>
   </w:abstractNum>
-  <w:abstractNum w:abstractNumId="7" w15:restartNumberingAfterBreak="0">
+  <w:abstractNum w:abstractNumId="8" w15:restartNumberingAfterBreak="0">
     <w:nsid w:val="56583F32"/>
     <w:multiLevelType w:val="multilevel"/>
     <w:tmpl w:val="50CE4536"/>
@@ -4178,10 +4369,10 @@
       </w:pPr>
     </w:lvl>
   </w:abstractNum>
-  <w:abstractNum w:abstractNumId="8" w15:restartNumberingAfterBreak="0">
+  <w:abstractNum w:abstractNumId="9" w15:restartNumberingAfterBreak="0">
     <w:nsid w:val="584E7541"/>
     <w:multiLevelType w:val="multilevel"/>
-    <w:tmpl w:val="056C3CD8"/>
+    <w:tmpl w:val="BB30C032"/>
     <w:lvl w:ilvl="0">
       <w:start w:val="1"/>
       <w:numFmt w:val="bullet"/>
@@ -4198,7 +4389,148 @@
         <w:sz w:val="20"/>
       </w:rPr>
     </w:lvl>
-    <w:lvl w:ilvl="1" w:tentative="1">
+    <w:lvl w:ilvl="1">
+      <w:start w:val="1"/>
+      <w:numFmt w:val="decimal"/>
+      <w:lvlText w:val="%2."/>
+      <w:lvlJc w:val="left"/>
+      <w:pPr>
+        <w:ind w:left="1440" w:hanging="360"/>
+      </w:pPr>
+      <w:rPr>
+        <w:rFonts w:hint="default"/>
+      </w:rPr>
+    </w:lvl>
+    <w:lvl w:ilvl="2" w:tentative="1">
+      <w:start w:val="1"/>
+      <w:numFmt w:val="bullet"/>
+      <w:lvlText w:val=""/>
+      <w:lvlJc w:val="left"/>
+      <w:pPr>
+        <w:tabs>
+          <w:tab w:val="num" w:pos="2160"/>
+        </w:tabs>
+        <w:ind w:left="2160" w:hanging="360"/>
+      </w:pPr>
+      <w:rPr>
+        <w:rFonts w:ascii="Wingdings" w:hAnsi="Wingdings" w:hint="default"/>
+        <w:sz w:val="20"/>
+      </w:rPr>
+    </w:lvl>
+    <w:lvl w:ilvl="3" w:tentative="1">
+      <w:start w:val="1"/>
+      <w:numFmt w:val="bullet"/>
+      <w:lvlText w:val=""/>
+      <w:lvlJc w:val="left"/>
+      <w:pPr>
+        <w:tabs>
+          <w:tab w:val="num" w:pos="2880"/>
+        </w:tabs>
+        <w:ind w:left="2880" w:hanging="360"/>
+      </w:pPr>
+      <w:rPr>
+        <w:rFonts w:ascii="Wingdings" w:hAnsi="Wingdings" w:hint="default"/>
+        <w:sz w:val="20"/>
+      </w:rPr>
+    </w:lvl>
+    <w:lvl w:ilvl="4" w:tentative="1">
+      <w:start w:val="1"/>
+      <w:numFmt w:val="bullet"/>
+      <w:lvlText w:val=""/>
+      <w:lvlJc w:val="left"/>
+      <w:pPr>
+        <w:tabs>
+          <w:tab w:val="num" w:pos="3600"/>
+        </w:tabs>
+        <w:ind w:left="3600" w:hanging="360"/>
+      </w:pPr>
+      <w:rPr>
+        <w:rFonts w:ascii="Wingdings" w:hAnsi="Wingdings" w:hint="default"/>
+        <w:sz w:val="20"/>
+      </w:rPr>
+    </w:lvl>
+    <w:lvl w:ilvl="5" w:tentative="1">
+      <w:start w:val="1"/>
+      <w:numFmt w:val="bullet"/>
+      <w:lvlText w:val=""/>
+      <w:lvlJc w:val="left"/>
+      <w:pPr>
+        <w:tabs>
+          <w:tab w:val="num" w:pos="4320"/>
+        </w:tabs>
+        <w:ind w:left="4320" w:hanging="360"/>
+      </w:pPr>
+      <w:rPr>
+        <w:rFonts w:ascii="Wingdings" w:hAnsi="Wingdings" w:hint="default"/>
+        <w:sz w:val="20"/>
+      </w:rPr>
+    </w:lvl>
+    <w:lvl w:ilvl="6" w:tentative="1">
+      <w:start w:val="1"/>
+      <w:numFmt w:val="bullet"/>
+      <w:lvlText w:val=""/>
+      <w:lvlJc w:val="left"/>
+      <w:pPr>
+        <w:tabs>
+          <w:tab w:val="num" w:pos="5040"/>
+        </w:tabs>
+        <w:ind w:left="5040" w:hanging="360"/>
+      </w:pPr>
+      <w:rPr>
+        <w:rFonts w:ascii="Wingdings" w:hAnsi="Wingdings" w:hint="default"/>
+        <w:sz w:val="20"/>
+      </w:rPr>
+    </w:lvl>
+    <w:lvl w:ilvl="7" w:tentative="1">
+      <w:start w:val="1"/>
+      <w:numFmt w:val="bullet"/>
+      <w:lvlText w:val=""/>
+      <w:lvlJc w:val="left"/>
+      <w:pPr>
+        <w:tabs>
+          <w:tab w:val="num" w:pos="5760"/>
+        </w:tabs>
+        <w:ind w:left="5760" w:hanging="360"/>
+      </w:pPr>
+      <w:rPr>
+        <w:rFonts w:ascii="Wingdings" w:hAnsi="Wingdings" w:hint="default"/>
+        <w:sz w:val="20"/>
+      </w:rPr>
+    </w:lvl>
+    <w:lvl w:ilvl="8" w:tentative="1">
+      <w:start w:val="1"/>
+      <w:numFmt w:val="bullet"/>
+      <w:lvlText w:val=""/>
+      <w:lvlJc w:val="left"/>
+      <w:pPr>
+        <w:tabs>
+          <w:tab w:val="num" w:pos="6480"/>
+        </w:tabs>
+        <w:ind w:left="6480" w:hanging="360"/>
+      </w:pPr>
+      <w:rPr>
+        <w:rFonts w:ascii="Wingdings" w:hAnsi="Wingdings" w:hint="default"/>
+        <w:sz w:val="20"/>
+      </w:rPr>
+    </w:lvl>
+  </w:abstractNum>
+  <w:abstractNum w:abstractNumId="10" w15:restartNumberingAfterBreak="0">
+    <w:nsid w:val="5D6D6B91"/>
+    <w:multiLevelType w:val="multilevel"/>
+    <w:tmpl w:val="EBC202AC"/>
+    <w:lvl w:ilvl="0">
+      <w:start w:val="1"/>
+      <w:numFmt w:val="decimal"/>
+      <w:lvlText w:val="%1."/>
+      <w:lvlJc w:val="left"/>
+      <w:pPr>
+        <w:tabs>
+          <w:tab w:val="num" w:pos="720"/>
+        </w:tabs>
+        <w:ind w:left="720" w:hanging="360"/>
+      </w:pPr>
+    </w:lvl>
+    <w:lvl w:ilvl="1">
       <w:start w:val="1"/>
       <w:numFmt w:val="bullet"/>
       <w:lvlText w:val="o"/>
@@ -4216,151 +4548,6 @@
     </w:lvl>
     <w:lvl w:ilvl="2" w:tentative="1">
       <w:start w:val="1"/>
-      <w:numFmt w:val="bullet"/>
-      <w:lvlText w:val=""/>
-      <w:lvlJc w:val="left"/>
-      <w:pPr>
-        <w:tabs>
-          <w:tab w:val="num" w:pos="2160"/>
-        </w:tabs>
-        <w:ind w:left="2160" w:hanging="360"/>
-      </w:pPr>
-      <w:rPr>
-        <w:rFonts w:ascii="Wingdings" w:hAnsi="Wingdings" w:hint="default"/>
-        <w:sz w:val="20"/>
-      </w:rPr>
-    </w:lvl>
-    <w:lvl w:ilvl="3" w:tentative="1">
-      <w:start w:val="1"/>
-      <w:numFmt w:val="bullet"/>
-      <w:lvlText w:val=""/>
-      <w:lvlJc w:val="left"/>
-      <w:pPr>
-        <w:tabs>
-          <w:tab w:val="num" w:pos="2880"/>
-        </w:tabs>
-        <w:ind w:left="2880" w:hanging="360"/>
-      </w:pPr>
-      <w:rPr>
-        <w:rFonts w:ascii="Wingdings" w:hAnsi="Wingdings" w:hint="default"/>
-        <w:sz w:val="20"/>
-      </w:rPr>
-    </w:lvl>
-    <w:lvl w:ilvl="4" w:tentative="1">
-      <w:start w:val="1"/>
-      <w:numFmt w:val="bullet"/>
-      <w:lvlText w:val=""/>
-      <w:lvlJc w:val="left"/>
-      <w:pPr>
-        <w:tabs>
-          <w:tab w:val="num" w:pos="3600"/>
-        </w:tabs>
-        <w:ind w:left="3600" w:hanging="360"/>
-      </w:pPr>
-      <w:rPr>
-        <w:rFonts w:ascii="Wingdings" w:hAnsi="Wingdings" w:hint="default"/>
-        <w:sz w:val="20"/>
-      </w:rPr>
-    </w:lvl>
-    <w:lvl w:ilvl="5" w:tentative="1">
-      <w:start w:val="1"/>
-      <w:numFmt w:val="bullet"/>
-      <w:lvlText w:val=""/>
-      <w:lvlJc w:val="left"/>
-      <w:pPr>
-        <w:tabs>
-          <w:tab w:val="num" w:pos="4320"/>
-        </w:tabs>
-        <w:ind w:left="4320" w:hanging="360"/>
-      </w:pPr>
-      <w:rPr>
-        <w:rFonts w:ascii="Wingdings" w:hAnsi="Wingdings" w:hint="default"/>
-        <w:sz w:val="20"/>
-      </w:rPr>
-    </w:lvl>
-    <w:lvl w:ilvl="6" w:tentative="1">
-      <w:start w:val="1"/>
-      <w:numFmt w:val="bullet"/>
-      <w:lvlText w:val=""/>
-      <w:lvlJc w:val="left"/>
-      <w:pPr>
-        <w:tabs>
-          <w:tab w:val="num" w:pos="5040"/>
-        </w:tabs>
-        <w:ind w:left="5040" w:hanging="360"/>
-      </w:pPr>
-      <w:rPr>
-        <w:rFonts w:ascii="Wingdings" w:hAnsi="Wingdings" w:hint="default"/>
-        <w:sz w:val="20"/>
-      </w:rPr>
-    </w:lvl>
-    <w:lvl w:ilvl="7" w:tentative="1">
-      <w:start w:val="1"/>
-      <w:numFmt w:val="bullet"/>
-      <w:lvlText w:val=""/>
-      <w:lvlJc w:val="left"/>
-      <w:pPr>
-        <w:tabs>
-          <w:tab w:val="num" w:pos="5760"/>
-        </w:tabs>
-        <w:ind w:left="5760" w:hanging="360"/>
-      </w:pPr>
-      <w:rPr>
-        <w:rFonts w:ascii="Wingdings" w:hAnsi="Wingdings" w:hint="default"/>
-        <w:sz w:val="20"/>
-      </w:rPr>
-    </w:lvl>
-    <w:lvl w:ilvl="8" w:tentative="1">
-      <w:start w:val="1"/>
-      <w:numFmt w:val="bullet"/>
-      <w:lvlText w:val=""/>
-      <w:lvlJc w:val="left"/>
-      <w:pPr>
-        <w:tabs>
-          <w:tab w:val="num" w:pos="6480"/>
-        </w:tabs>
-        <w:ind w:left="6480" w:hanging="360"/>
-      </w:pPr>
-      <w:rPr>
-        <w:rFonts w:ascii="Wingdings" w:hAnsi="Wingdings" w:hint="default"/>
-        <w:sz w:val="20"/>
-      </w:rPr>
-    </w:lvl>
-  </w:abstractNum>
-  <w:abstractNum w:abstractNumId="9" w15:restartNumberingAfterBreak="0">
-    <w:nsid w:val="5D6D6B91"/>
-    <w:multiLevelType w:val="multilevel"/>
-    <w:tmpl w:val="EBC202AC"/>
-    <w:lvl w:ilvl="0">
-      <w:start w:val="1"/>
-      <w:numFmt w:val="decimal"/>
-      <w:lvlText w:val="%1."/>
-      <w:lvlJc w:val="left"/>
-      <w:pPr>
-        <w:tabs>
-          <w:tab w:val="num" w:pos="720"/>
-        </w:tabs>
-        <w:ind w:left="720" w:hanging="360"/>
-      </w:pPr>
-    </w:lvl>
-    <w:lvl w:ilvl="1">
-      <w:start w:val="1"/>
-      <w:numFmt w:val="bullet"/>
-      <w:lvlText w:val="o"/>
-      <w:lvlJc w:val="left"/>
-      <w:pPr>
-        <w:tabs>
-          <w:tab w:val="num" w:pos="1440"/>
-        </w:tabs>
-        <w:ind w:left="1440" w:hanging="360"/>
-      </w:pPr>
-      <w:rPr>
-        <w:rFonts w:ascii="Courier New" w:hAnsi="Courier New" w:hint="default"/>
-        <w:sz w:val="20"/>
-      </w:rPr>
-    </w:lvl>
-    <w:lvl w:ilvl="2" w:tentative="1">
-      <w:start w:val="1"/>
       <w:numFmt w:val="decimal"/>
       <w:lvlText w:val="%3."/>
       <w:lvlJc w:val="left"/>
@@ -4444,7 +4631,7 @@
       </w:pPr>
     </w:lvl>
   </w:abstractNum>
-  <w:abstractNum w:abstractNumId="10" w15:restartNumberingAfterBreak="0">
+  <w:abstractNum w:abstractNumId="11" w15:restartNumberingAfterBreak="0">
     <w:nsid w:val="63D80EC2"/>
     <w:multiLevelType w:val="hybridMultilevel"/>
     <w:tmpl w:val="31DAD660"/>
@@ -4556,7 +4743,7 @@
       </w:rPr>
     </w:lvl>
   </w:abstractNum>
-  <w:abstractNum w:abstractNumId="11" w15:restartNumberingAfterBreak="0">
+  <w:abstractNum w:abstractNumId="12" w15:restartNumberingAfterBreak="0">
     <w:nsid w:val="7A793B20"/>
     <w:multiLevelType w:val="multilevel"/>
     <w:tmpl w:val="F8B60F76"/>
@@ -4709,16 +4896,16 @@
     <w:abstractNumId w:val="3"/>
   </w:num>
   <w:num w:numId="2" w16cid:durableId="875123333">
-    <w:abstractNumId w:val="10"/>
+    <w:abstractNumId w:val="11"/>
   </w:num>
   <w:num w:numId="3" w16cid:durableId="1552494628">
-    <w:abstractNumId w:val="7"/>
+    <w:abstractNumId w:val="8"/>
   </w:num>
   <w:num w:numId="4" w16cid:durableId="879392860">
     <w:abstractNumId w:val="1"/>
   </w:num>
   <w:num w:numId="5" w16cid:durableId="1959528519">
-    <w:abstractNumId w:val="6"/>
+    <w:abstractNumId w:val="7"/>
   </w:num>
   <w:num w:numId="6" w16cid:durableId="964239035">
     <w:abstractNumId w:val="0"/>
@@ -4730,16 +4917,19 @@
     <w:abstractNumId w:val="2"/>
   </w:num>
   <w:num w:numId="9" w16cid:durableId="1732851833">
-    <w:abstractNumId w:val="9"/>
+    <w:abstractNumId w:val="10"/>
   </w:num>
   <w:num w:numId="10" w16cid:durableId="921187279">
-    <w:abstractNumId w:val="11"/>
+    <w:abstractNumId w:val="12"/>
   </w:num>
   <w:num w:numId="11" w16cid:durableId="1587416101">
-    <w:abstractNumId w:val="8"/>
+    <w:abstractNumId w:val="9"/>
   </w:num>
   <w:num w:numId="12" w16cid:durableId="1269309304">
     <w:abstractNumId w:val="4"/>
+  </w:num>
+  <w:num w:numId="13" w16cid:durableId="1407722403">
+    <w:abstractNumId w:val="6"/>
   </w:num>
 </w:numbering>
 </file>
